--- a/assets/docs/Evaluacion_LORI_RED1.docx
+++ b/assets/docs/Evaluacion_LORI_RED1.docx
@@ -75,21 +75,7 @@
           <w:rFonts w:ascii="Arial" w:hAnsi="Arial" w:cs="Arial"/>
           <w:b/>
         </w:rPr>
-        <w:t xml:space="preserve">Título del </w:t>
-      </w:r>
-      <w:r>
-        <w:rPr>
-          <w:rFonts w:ascii="Arial" w:hAnsi="Arial" w:cs="Arial"/>
-          <w:b/>
-        </w:rPr>
-        <w:t>e</w:t>
-      </w:r>
-      <w:r>
-        <w:rPr>
-          <w:rFonts w:ascii="Arial" w:hAnsi="Arial" w:cs="Arial"/>
-          <w:b/>
-        </w:rPr>
-        <w:t xml:space="preserve">ntregable </w:t>
+        <w:t xml:space="preserve">Evaluación de la calidad del recurso educativo digital «Propiedades de los gases» (PhET) mediante el modelo LORI</w:t>
       </w:r>
     </w:p>
     <w:p>
@@ -173,7 +159,7 @@
           <w:sz w:val="22"/>
           <w:szCs w:val="22"/>
         </w:rPr>
-        <w:t>Apellidos y nombres completos del autor(es)</w:t>
+        <w:t>Marlon Joaquín Gómez Argüello</w:t>
       </w:r>
     </w:p>
     <w:p>
@@ -197,7 +183,7 @@
           <w:sz w:val="22"/>
           <w:szCs w:val="22"/>
         </w:rPr>
-        <w:t xml:space="preserve"> (En orden alfabético por apellido separado con la letra “y”)</w:t>
+        <w:t xml:space="preserve"/>
       </w:r>
     </w:p>
     <w:p>
@@ -329,7 +315,7 @@
           <w:sz w:val="22"/>
           <w:szCs w:val="22"/>
         </w:rPr>
-        <w:t>Nombre del programa académico</w:t>
+        <w:t>Especialización en Aplicación de TIC para la Enseñanza</w:t>
       </w:r>
     </w:p>
     <w:p>
@@ -347,7 +333,7 @@
           <w:sz w:val="22"/>
           <w:szCs w:val="22"/>
         </w:rPr>
-        <w:t>Ciudad</w:t>
+        <w:t>Bucaramanga</w:t>
       </w:r>
     </w:p>
     <w:p>
@@ -365,7 +351,7 @@
           <w:sz w:val="22"/>
           <w:szCs w:val="22"/>
         </w:rPr>
-        <w:t>Año</w:t>
+        <w:t>2026</w:t>
       </w:r>
     </w:p>
     <w:p>
@@ -456,43 +442,7 @@
               <w:rPr>
                 <w:rFonts w:ascii="Arial" w:hAnsi="Arial" w:cs="Arial"/>
               </w:rPr>
-              <w:t xml:space="preserve">Nombre del </w:t>
-            </w:r>
-            <w:r>
-              <w:rPr>
-                <w:rFonts w:ascii="Arial" w:hAnsi="Arial" w:cs="Arial"/>
-              </w:rPr>
-              <w:t>r</w:t>
-            </w:r>
-            <w:r>
-              <w:rPr>
-                <w:rFonts w:ascii="Arial" w:hAnsi="Arial" w:cs="Arial"/>
-              </w:rPr>
-              <w:t xml:space="preserve">ecurso </w:t>
-            </w:r>
-            <w:r>
-              <w:rPr>
-                <w:rFonts w:ascii="Arial" w:hAnsi="Arial" w:cs="Arial"/>
-              </w:rPr>
-              <w:t>e</w:t>
-            </w:r>
-            <w:r>
-              <w:rPr>
-                <w:rFonts w:ascii="Arial" w:hAnsi="Arial" w:cs="Arial"/>
-              </w:rPr>
-              <w:t>ducativo</w:t>
-            </w:r>
-            <w:r>
-              <w:rPr>
-                <w:rFonts w:ascii="Arial" w:hAnsi="Arial" w:cs="Arial"/>
-              </w:rPr>
-              <w:t xml:space="preserve"> digital</w:t>
-            </w:r>
-            <w:r>
-              <w:rPr>
-                <w:rFonts w:ascii="Arial" w:hAnsi="Arial" w:cs="Arial"/>
-              </w:rPr>
-              <w:t>:</w:t>
+              <w:t>Nombre del recurso educativo digital:</w:t>
             </w:r>
           </w:p>
         </w:tc>
@@ -526,19 +476,7 @@
               <w:rPr>
                 <w:rFonts w:ascii="Arial" w:hAnsi="Arial" w:cs="Arial"/>
               </w:rPr>
-              <w:t xml:space="preserve">Grado de </w:t>
-            </w:r>
-            <w:r>
-              <w:rPr>
-                <w:rFonts w:ascii="Arial" w:hAnsi="Arial" w:cs="Arial"/>
-              </w:rPr>
-              <w:t>a</w:t>
-            </w:r>
-            <w:r>
-              <w:rPr>
-                <w:rFonts w:ascii="Arial" w:hAnsi="Arial" w:cs="Arial"/>
-              </w:rPr>
-              <w:t>plicación:</w:t>
+              <w:t>Grado de aplicación:</w:t>
             </w:r>
           </w:p>
         </w:tc>
@@ -609,19 +547,7 @@
               <w:rPr>
                 <w:rFonts w:ascii="Arial" w:hAnsi="Arial" w:cs="Arial"/>
               </w:rPr>
-              <w:t xml:space="preserve">Objetivos de </w:t>
-            </w:r>
-            <w:r>
-              <w:rPr>
-                <w:rFonts w:ascii="Arial" w:hAnsi="Arial" w:cs="Arial"/>
-              </w:rPr>
-              <w:t>a</w:t>
-            </w:r>
-            <w:r>
-              <w:rPr>
-                <w:rFonts w:ascii="Arial" w:hAnsi="Arial" w:cs="Arial"/>
-              </w:rPr>
-              <w:t>prendizaje:</w:t>
+              <w:t>Objetivos de aprendizaje:</w:t>
             </w:r>
           </w:p>
         </w:tc>
@@ -656,19 +582,7 @@
               <w:rPr>
                 <w:rFonts w:ascii="Arial" w:hAnsi="Arial" w:cs="Arial"/>
               </w:rPr>
-              <w:t xml:space="preserve">Nombre del </w:t>
-            </w:r>
-            <w:r>
-              <w:rPr>
-                <w:rFonts w:ascii="Arial" w:hAnsi="Arial" w:cs="Arial"/>
-              </w:rPr>
-              <w:t>repositorio</w:t>
-            </w:r>
-            <w:r>
-              <w:rPr>
-                <w:rFonts w:ascii="Arial" w:hAnsi="Arial" w:cs="Arial"/>
-              </w:rPr>
-              <w:t>:</w:t>
+              <w:t>Nombre del repositorio:</w:t>
             </w:r>
           </w:p>
         </w:tc>
@@ -678,13 +592,12 @@
             <w:shd w:val="clear" w:color="auto" w:fill="auto"/>
           </w:tcPr>
           <w:p>
-            <w:pPr>
-              <w:spacing w:line="240" w:lineRule="auto"/>
-              <w:jc w:val="both"/>
-              <w:rPr>
-                <w:rFonts w:ascii="Arial" w:eastAsia="Arial" w:hAnsi="Arial" w:cs="Arial"/>
-              </w:rPr>
-            </w:pPr>
+            <w:r>
+              <w:rPr>
+                <w:rFonts w:ascii="Arial" w:hAnsi="Arial" w:cs="Arial"/>
+              </w:rPr>
+              <w:t xml:space="preserve">PhET Interactive Simulations (Universidad de Colorado Boulder)</w:t>
+            </w:r>
           </w:p>
         </w:tc>
       </w:tr>
@@ -707,19 +620,7 @@
               <w:rPr>
                 <w:rFonts w:ascii="Arial" w:hAnsi="Arial" w:cs="Arial"/>
               </w:rPr>
-              <w:t xml:space="preserve">URL del </w:t>
-            </w:r>
-            <w:r>
-              <w:rPr>
-                <w:rFonts w:ascii="Arial" w:hAnsi="Arial" w:cs="Arial"/>
-              </w:rPr>
-              <w:t>recurso educativo digital</w:t>
-            </w:r>
-            <w:r>
-              <w:rPr>
-                <w:rFonts w:ascii="Arial" w:hAnsi="Arial" w:cs="Arial"/>
-              </w:rPr>
-              <w:t>:</w:t>
+              <w:t>URL del recurso educativo digital:</w:t>
             </w:r>
           </w:p>
         </w:tc>
@@ -729,13 +630,12 @@
             <w:shd w:val="clear" w:color="auto" w:fill="auto"/>
           </w:tcPr>
           <w:p>
-            <w:pPr>
-              <w:spacing w:line="240" w:lineRule="auto"/>
-              <w:jc w:val="both"/>
-              <w:rPr>
-                <w:rFonts w:ascii="Arial" w:eastAsia="Arial" w:hAnsi="Arial" w:cs="Arial"/>
-              </w:rPr>
-            </w:pPr>
+            <w:r>
+              <w:rPr>
+                <w:rFonts w:ascii="Arial" w:hAnsi="Arial" w:cs="Arial"/>
+              </w:rPr>
+              <w:t xml:space="preserve">https://phet.colorado.edu/es/simulations/gas-properties</w:t>
+            </w:r>
           </w:p>
         </w:tc>
       </w:tr>
@@ -791,28 +691,7 @@
                 <w:rFonts w:ascii="Arial" w:hAnsi="Arial" w:cs="Arial"/>
                 <w:b/>
               </w:rPr>
-              <w:t>Descripción de</w:t>
-            </w:r>
-            <w:r>
-              <w:rPr>
-                <w:rFonts w:ascii="Arial" w:hAnsi="Arial" w:cs="Arial"/>
-                <w:b/>
-              </w:rPr>
-              <w:t xml:space="preserve">l </w:t>
-            </w:r>
-            <w:r>
-              <w:rPr>
-                <w:rFonts w:ascii="Arial" w:hAnsi="Arial" w:cs="Arial"/>
-                <w:b/>
-              </w:rPr>
-              <w:t xml:space="preserve">recurso educativo </w:t>
-            </w:r>
-            <w:r>
-              <w:rPr>
-                <w:rFonts w:ascii="Arial" w:hAnsi="Arial" w:cs="Arial"/>
-                <w:b/>
-              </w:rPr>
-              <w:t>digital</w:t>
+              <w:t>Descripción del recurso educativo digital</w:t>
             </w:r>
           </w:p>
         </w:tc>
@@ -1050,14 +929,7 @@
                 <w:rFonts w:ascii="Arial" w:hAnsi="Arial" w:cs="Arial"/>
                 <w:b/>
               </w:rPr>
-              <w:t>1</w:t>
-            </w:r>
-            <w:r>
-              <w:rPr>
-                <w:rFonts w:ascii="Arial" w:hAnsi="Arial" w:cs="Arial"/>
-                <w:b/>
-              </w:rPr>
-              <w:t>. C</w:t>
+              <w:t>1. C</w:t>
             </w:r>
             <w:r>
               <w:rPr>
@@ -1296,19 +1168,7 @@
               <w:rPr>
                 <w:rFonts w:ascii="Arial" w:hAnsi="Arial" w:cs="Arial"/>
               </w:rPr>
-              <w:t>N</w:t>
-            </w:r>
-            <w:r>
-              <w:rPr>
-                <w:rFonts w:ascii="Arial" w:hAnsi="Arial" w:cs="Arial"/>
-              </w:rPr>
-              <w:t>/</w:t>
-            </w:r>
-            <w:r>
-              <w:rPr>
-                <w:rFonts w:ascii="Arial" w:hAnsi="Arial" w:cs="Arial"/>
-              </w:rPr>
-              <w:t>A</w:t>
+              <w:t>N/A</w:t>
             </w:r>
           </w:p>
         </w:tc>
@@ -1591,19 +1451,7 @@
               <w:rPr>
                 <w:rFonts w:ascii="Arial" w:hAnsi="Arial" w:cs="Arial"/>
               </w:rPr>
-              <w:t>N</w:t>
-            </w:r>
-            <w:r>
-              <w:rPr>
-                <w:rFonts w:ascii="Arial" w:hAnsi="Arial" w:cs="Arial"/>
-              </w:rPr>
-              <w:t>/</w:t>
-            </w:r>
-            <w:r>
-              <w:rPr>
-                <w:rFonts w:ascii="Arial" w:hAnsi="Arial" w:cs="Arial"/>
-              </w:rPr>
-              <w:t>A</w:t>
+              <w:t>N/A</w:t>
             </w:r>
           </w:p>
         </w:tc>
@@ -1665,21 +1513,12 @@
               </w:rPr>
               <w:t xml:space="preserve">3. </w:t>
             </w:r>
-            <w:proofErr w:type="spellStart"/>
             <w:r>
               <w:rPr>
                 <w:rFonts w:ascii="Arial" w:eastAsia="Century Gothic" w:hAnsi="Arial" w:cs="Arial"/>
                 <w:b/>
               </w:rPr>
-              <w:t>Feedback</w:t>
-            </w:r>
-            <w:proofErr w:type="spellEnd"/>
-            <w:r>
-              <w:rPr>
-                <w:rFonts w:ascii="Arial" w:eastAsia="Century Gothic" w:hAnsi="Arial" w:cs="Arial"/>
-                <w:b/>
-              </w:rPr>
-              <w:t xml:space="preserve"> (retroalimentación) y adaptabilidad</w:t>
+              <w:t>Feedback (retroalimentación) y adaptabilidad</w:t>
             </w:r>
             <w:r>
               <w:rPr>
@@ -1692,33 +1531,7 @@
               <w:rPr>
                 <w:rFonts w:ascii="Arial" w:eastAsia="Century Gothic" w:hAnsi="Arial" w:cs="Arial"/>
               </w:rPr>
-              <w:t xml:space="preserve">contenido adaptativo o </w:t>
-            </w:r>
-            <w:proofErr w:type="spellStart"/>
-            <w:r>
-              <w:rPr>
-                <w:rFonts w:ascii="Arial" w:eastAsia="Century Gothic" w:hAnsi="Arial" w:cs="Arial"/>
-              </w:rPr>
-              <w:t>feedback</w:t>
-            </w:r>
-            <w:proofErr w:type="spellEnd"/>
-            <w:r>
-              <w:rPr>
-                <w:rFonts w:ascii="Arial" w:eastAsia="Century Gothic" w:hAnsi="Arial" w:cs="Arial"/>
-              </w:rPr>
-              <w:t xml:space="preserve"> dirigido en función de la respuesta d</w:t>
-            </w:r>
-            <w:r>
-              <w:rPr>
-                <w:rFonts w:ascii="Arial" w:eastAsia="Century Gothic" w:hAnsi="Arial" w:cs="Arial"/>
-              </w:rPr>
-              <w:t xml:space="preserve">e </w:t>
-            </w:r>
-            <w:r>
-              <w:rPr>
-                <w:rFonts w:ascii="Arial" w:eastAsia="Century Gothic" w:hAnsi="Arial" w:cs="Arial"/>
-              </w:rPr>
-              <w:t>cada alumno/a y su estilo de aprendizaje.</w:t>
+              <w:t>contenido adaptativo o feedback dirigido en función de la respuesta de cada alumno/a y su estilo de aprendizaje.</w:t>
             </w:r>
           </w:p>
         </w:tc>
@@ -1927,19 +1740,7 @@
               <w:rPr>
                 <w:rFonts w:ascii="Arial" w:hAnsi="Arial" w:cs="Arial"/>
               </w:rPr>
-              <w:t>N</w:t>
-            </w:r>
-            <w:r>
-              <w:rPr>
-                <w:rFonts w:ascii="Arial" w:hAnsi="Arial" w:cs="Arial"/>
-              </w:rPr>
-              <w:t>/</w:t>
-            </w:r>
-            <w:r>
-              <w:rPr>
-                <w:rFonts w:ascii="Arial" w:hAnsi="Arial" w:cs="Arial"/>
-              </w:rPr>
-              <w:t>A</w:t>
+              <w:t>N/A</w:t>
             </w:r>
           </w:p>
         </w:tc>
@@ -2228,19 +2029,7 @@
               <w:rPr>
                 <w:rFonts w:ascii="Arial" w:hAnsi="Arial" w:cs="Arial"/>
               </w:rPr>
-              <w:t>N</w:t>
-            </w:r>
-            <w:r>
-              <w:rPr>
-                <w:rFonts w:ascii="Arial" w:hAnsi="Arial" w:cs="Arial"/>
-              </w:rPr>
-              <w:t>/</w:t>
-            </w:r>
-            <w:r>
-              <w:rPr>
-                <w:rFonts w:ascii="Arial" w:hAnsi="Arial" w:cs="Arial"/>
-              </w:rPr>
-              <w:t>A</w:t>
+              <w:t>N/A</w:t>
             </w:r>
           </w:p>
         </w:tc>
@@ -2540,19 +2329,7 @@
               <w:rPr>
                 <w:rFonts w:ascii="Arial" w:hAnsi="Arial" w:cs="Arial"/>
               </w:rPr>
-              <w:t>N</w:t>
-            </w:r>
-            <w:r>
-              <w:rPr>
-                <w:rFonts w:ascii="Arial" w:hAnsi="Arial" w:cs="Arial"/>
-              </w:rPr>
-              <w:t>/</w:t>
-            </w:r>
-            <w:r>
-              <w:rPr>
-                <w:rFonts w:ascii="Arial" w:hAnsi="Arial" w:cs="Arial"/>
-              </w:rPr>
-              <w:t>A</w:t>
+              <w:t>N/A</w:t>
             </w:r>
           </w:p>
         </w:tc>
@@ -2851,19 +2628,7 @@
               <w:rPr>
                 <w:rFonts w:ascii="Arial" w:hAnsi="Arial" w:cs="Arial"/>
               </w:rPr>
-              <w:t>N</w:t>
-            </w:r>
-            <w:r>
-              <w:rPr>
-                <w:rFonts w:ascii="Arial" w:hAnsi="Arial" w:cs="Arial"/>
-              </w:rPr>
-              <w:t>/</w:t>
-            </w:r>
-            <w:r>
-              <w:rPr>
-                <w:rFonts w:ascii="Arial" w:hAnsi="Arial" w:cs="Arial"/>
-              </w:rPr>
-              <w:t>A</w:t>
+              <w:t>N/A</w:t>
             </w:r>
           </w:p>
         </w:tc>
@@ -2936,19 +2701,7 @@
               <w:rPr>
                 <w:rFonts w:ascii="Arial" w:eastAsia="Century Gothic" w:hAnsi="Arial" w:cs="Arial"/>
               </w:rPr>
-              <w:t>: el diseño de los controles y la presentación de la información está adaptada para</w:t>
-            </w:r>
-            <w:r>
-              <w:rPr>
-                <w:rFonts w:ascii="Arial" w:eastAsia="Century Gothic" w:hAnsi="Arial" w:cs="Arial"/>
-              </w:rPr>
-              <w:t xml:space="preserve"> personas en condición de discapacidad </w:t>
-            </w:r>
-            <w:r>
-              <w:rPr>
-                <w:rFonts w:ascii="Arial" w:eastAsia="Century Gothic" w:hAnsi="Arial" w:cs="Arial"/>
-              </w:rPr>
-              <w:t>y dispositivos móviles.</w:t>
+              <w:t>: el diseño de los controles y la presentación de la información está adaptada para personas en condición de discapacidad y dispositivos móviles.</w:t>
             </w:r>
           </w:p>
           <w:p>
@@ -3174,19 +2927,7 @@
               <w:rPr>
                 <w:rFonts w:ascii="Arial" w:hAnsi="Arial" w:cs="Arial"/>
               </w:rPr>
-              <w:t>N</w:t>
-            </w:r>
-            <w:r>
-              <w:rPr>
-                <w:rFonts w:ascii="Arial" w:hAnsi="Arial" w:cs="Arial"/>
-              </w:rPr>
-              <w:t>/</w:t>
-            </w:r>
-            <w:r>
-              <w:rPr>
-                <w:rFonts w:ascii="Arial" w:hAnsi="Arial" w:cs="Arial"/>
-              </w:rPr>
-              <w:t>A</w:t>
+              <w:t>N/A</w:t>
             </w:r>
           </w:p>
         </w:tc>
@@ -3492,19 +3233,7 @@
               <w:rPr>
                 <w:rFonts w:ascii="Arial" w:hAnsi="Arial" w:cs="Arial"/>
               </w:rPr>
-              <w:t>N</w:t>
-            </w:r>
-            <w:r>
-              <w:rPr>
-                <w:rFonts w:ascii="Arial" w:hAnsi="Arial" w:cs="Arial"/>
-              </w:rPr>
-              <w:t>/</w:t>
-            </w:r>
-            <w:r>
-              <w:rPr>
-                <w:rFonts w:ascii="Arial" w:hAnsi="Arial" w:cs="Arial"/>
-              </w:rPr>
-              <w:t>A</w:t>
+              <w:t>N/A</w:t>
             </w:r>
           </w:p>
         </w:tc>
@@ -3803,19 +3532,7 @@
               <w:rPr>
                 <w:rFonts w:ascii="Arial" w:hAnsi="Arial" w:cs="Arial"/>
               </w:rPr>
-              <w:t>N</w:t>
-            </w:r>
-            <w:r>
-              <w:rPr>
-                <w:rFonts w:ascii="Arial" w:hAnsi="Arial" w:cs="Arial"/>
-              </w:rPr>
-              <w:t>/</w:t>
-            </w:r>
-            <w:r>
-              <w:rPr>
-                <w:rFonts w:ascii="Arial" w:hAnsi="Arial" w:cs="Arial"/>
-              </w:rPr>
-              <w:t>A</w:t>
+              <w:t>N/A</w:t>
             </w:r>
           </w:p>
         </w:tc>
@@ -3880,7 +3597,7 @@
                 <w:rFonts w:ascii="Arial" w:hAnsi="Arial" w:cs="Arial"/>
                 <w:b/>
               </w:rPr>
-              <w:t>Resultados de la de evaluación</w:t>
+              <w:t>Resultados de la evaluación</w:t>
             </w:r>
           </w:p>
         </w:tc>
@@ -3985,28 +3702,7 @@
                 <w:rFonts w:ascii="Arial" w:hAnsi="Arial" w:cs="Arial"/>
                 <w:color w:val="000000"/>
               </w:rPr>
-              <w:t>Nombre del</w:t>
-            </w:r>
-            <w:r>
-              <w:rPr>
-                <w:rFonts w:ascii="Arial" w:hAnsi="Arial" w:cs="Arial"/>
-                <w:color w:val="000000"/>
-              </w:rPr>
-              <w:t>(os)</w:t>
-            </w:r>
-            <w:r>
-              <w:rPr>
-                <w:rFonts w:ascii="Arial" w:hAnsi="Arial" w:cs="Arial"/>
-                <w:color w:val="000000"/>
-              </w:rPr>
-              <w:t xml:space="preserve"> estudiante</w:t>
-            </w:r>
-            <w:r>
-              <w:rPr>
-                <w:rFonts w:ascii="Arial" w:hAnsi="Arial" w:cs="Arial"/>
-                <w:color w:val="000000"/>
-              </w:rPr>
-              <w:t>(s).</w:t>
+              <w:t>Nombre del(os) estudiante(s).</w:t>
             </w:r>
           </w:p>
         </w:tc>
@@ -4084,38 +3780,28 @@
           <w:rFonts w:ascii="Arial" w:hAnsi="Arial" w:cs="Arial"/>
           <w:color w:val="666666"/>
         </w:rPr>
-        <w:t xml:space="preserve">Modelo </w:t>
+        <w:t>Modelo LORI adaptado por Dájer (2021)</w:t>
       </w:r>
-      <w:r>
+    </w:p>
+    <w:p>
+      <w:pPr>
+        <w:spacing w:after="0" w:line="240" w:lineRule="auto"/>
+        <w:jc w:val="both"/>
         <w:rPr>
           <w:rFonts w:ascii="Arial" w:hAnsi="Arial" w:cs="Arial"/>
           <w:color w:val="666666"/>
         </w:rPr>
-        <w:t>LORI a</w:t>
-      </w:r>
-      <w:r>
+      </w:pPr>
+    </w:p>
+    <w:p>
+      <w:pPr>
+        <w:spacing w:after="0" w:line="240" w:lineRule="auto"/>
+        <w:jc w:val="both"/>
         <w:rPr>
           <w:rFonts w:ascii="Arial" w:hAnsi="Arial" w:cs="Arial"/>
           <w:color w:val="666666"/>
         </w:rPr>
-        <w:t xml:space="preserve">daptado por </w:t>
-      </w:r>
-      <w:proofErr w:type="spellStart"/>
-      <w:r>
-        <w:rPr>
-          <w:rFonts w:ascii="Arial" w:hAnsi="Arial" w:cs="Arial"/>
-          <w:color w:val="666666"/>
-        </w:rPr>
-        <w:t>Dájer</w:t>
-      </w:r>
-      <w:proofErr w:type="spellEnd"/>
-      <w:r>
-        <w:rPr>
-          <w:rFonts w:ascii="Arial" w:hAnsi="Arial" w:cs="Arial"/>
-          <w:color w:val="666666"/>
-        </w:rPr>
-        <w:t xml:space="preserve"> (2021)</w:t>
-      </w:r>
+      </w:pPr>
     </w:p>
     <w:p>
       <w:pPr>
@@ -4123,9 +3809,14 @@
         <w:jc w:val="both"/>
         <w:rPr>
           <w:rFonts w:ascii="Arial" w:hAnsi="Arial" w:cs="Arial"/>
-          <w:color w:val="666666"/>
-        </w:rPr>
-      </w:pPr>
+        </w:rPr>
+      </w:pPr>
+      <w:r>
+        <w:rPr>
+          <w:rFonts w:ascii="Arial" w:hAnsi="Arial" w:cs="Arial"/>
+        </w:rPr>
+        <w:t>Ventajas de la aplicación del modelo de evaluación: Escala intuitiva con equilibrio entre criterios pedagógicos y técnicos; instrumento reconocido que facilita el consenso entre evaluadores.</w:t>
+      </w:r>
     </w:p>
     <w:p>
       <w:pPr>
@@ -4133,7 +3824,6 @@
         <w:jc w:val="both"/>
         <w:rPr>
           <w:rFonts w:ascii="Arial" w:hAnsi="Arial" w:cs="Arial"/>
-          <w:color w:val="666666"/>
         </w:rPr>
       </w:pPr>
     </w:p>
@@ -4145,42 +3835,6 @@
           <w:rFonts w:ascii="Arial" w:hAnsi="Arial" w:cs="Arial"/>
         </w:rPr>
       </w:pPr>
-      <w:r>
-        <w:rPr>
-          <w:rFonts w:ascii="Arial" w:hAnsi="Arial" w:cs="Arial"/>
-        </w:rPr>
-        <w:t xml:space="preserve">Ventajas de la aplicación del </w:t>
-      </w:r>
-      <w:r>
-        <w:rPr>
-          <w:rFonts w:ascii="Arial" w:hAnsi="Arial" w:cs="Arial"/>
-        </w:rPr>
-        <w:t>m</w:t>
-      </w:r>
-      <w:r>
-        <w:rPr>
-          <w:rFonts w:ascii="Arial" w:hAnsi="Arial" w:cs="Arial"/>
-        </w:rPr>
-        <w:t xml:space="preserve">odelo de </w:t>
-      </w:r>
-      <w:r>
-        <w:rPr>
-          <w:rFonts w:ascii="Arial" w:hAnsi="Arial" w:cs="Arial"/>
-        </w:rPr>
-        <w:t>e</w:t>
-      </w:r>
-      <w:r>
-        <w:rPr>
-          <w:rFonts w:ascii="Arial" w:hAnsi="Arial" w:cs="Arial"/>
-        </w:rPr>
-        <w:t>valuación</w:t>
-      </w:r>
-      <w:r>
-        <w:rPr>
-          <w:rFonts w:ascii="Arial" w:hAnsi="Arial" w:cs="Arial"/>
-        </w:rPr>
-        <w:t>:</w:t>
-      </w:r>
     </w:p>
     <w:p>
       <w:pPr>
@@ -4190,59 +3844,11 @@
           <w:rFonts w:ascii="Arial" w:hAnsi="Arial" w:cs="Arial"/>
         </w:rPr>
       </w:pPr>
-    </w:p>
-    <w:p>
-      <w:pPr>
-        <w:spacing w:after="0" w:line="240" w:lineRule="auto"/>
-        <w:jc w:val="both"/>
+      <w:r>
         <w:rPr>
           <w:rFonts w:ascii="Arial" w:hAnsi="Arial" w:cs="Arial"/>
         </w:rPr>
-      </w:pPr>
-    </w:p>
-    <w:p>
-      <w:pPr>
-        <w:spacing w:after="0" w:line="240" w:lineRule="auto"/>
-        <w:jc w:val="both"/>
-        <w:rPr>
-          <w:rFonts w:ascii="Arial" w:hAnsi="Arial" w:cs="Arial"/>
-        </w:rPr>
-      </w:pPr>
-      <w:r>
-        <w:rPr>
-          <w:rFonts w:ascii="Arial" w:hAnsi="Arial" w:cs="Arial"/>
-        </w:rPr>
-        <w:t xml:space="preserve">Desventajas de la aplicación del </w:t>
-      </w:r>
-      <w:r>
-        <w:rPr>
-          <w:rFonts w:ascii="Arial" w:hAnsi="Arial" w:cs="Arial"/>
-        </w:rPr>
-        <w:t>m</w:t>
-      </w:r>
-      <w:r>
-        <w:rPr>
-          <w:rFonts w:ascii="Arial" w:hAnsi="Arial" w:cs="Arial"/>
-        </w:rPr>
-        <w:t xml:space="preserve">odelo de </w:t>
-      </w:r>
-      <w:r>
-        <w:rPr>
-          <w:rFonts w:ascii="Arial" w:hAnsi="Arial" w:cs="Arial"/>
-        </w:rPr>
-        <w:t>e</w:t>
-      </w:r>
-      <w:r>
-        <w:rPr>
-          <w:rFonts w:ascii="Arial" w:hAnsi="Arial" w:cs="Arial"/>
-        </w:rPr>
-        <w:t>valuaci</w:t>
-      </w:r>
-      <w:r>
-        <w:rPr>
-          <w:rFonts w:ascii="Arial" w:hAnsi="Arial" w:cs="Arial"/>
-        </w:rPr>
-        <w:t>ón:</w:t>
+        <w:t>Desventajas de la aplicación del modelo de evaluación: El criterio de motivación resulta ambiguo al evaluar simuladores muy técnicos y no contempla una dimensión de exactitud disciplinar.</w:t>
       </w:r>
     </w:p>
     <w:p>
